--- a/Study4_Global_AI_Civil_Engineering_Economy/IJCM_Submission/01_Title_Page_Not_for_Review.docx
+++ b/Study4_Global_AI_Civil_Engineering_Economy/IJCM_Submission/01_Title_Page_Not_for_Review.docx
@@ -143,7 +143,7 @@
           <w:i w:val="0"/>
           <w:sz w:val="24"/>
         </w:rPr>
-        <w:t>Word count (including abstract, tables, captions and references): 7162</w:t>
+        <w:t>Word count (including abstract, tables, captions and references): 7304</w:t>
       </w:r>
     </w:p>
     <w:p>
